--- a/BaseConocimiento/Tecnologico/NEGOCIACION Y VENTAS.docx
+++ b/BaseConocimiento/Tecnologico/NEGOCIACION Y VENTAS.docx
@@ -83,6 +83,51 @@
     </w:p>
     <w:p>
       <w:pPr>
+        <w:pStyle w:val="Heading3"/>
+        <w:keepNext w:val="0"/>
+        <w:keepLines w:val="0"/>
+        <w:rPr>
+          <w:sz w:val="26"/>
+          <w:szCs w:val="26"/>
+        </w:rPr>
+      </w:pPr>
+      <w:bookmarkStart w:colFirst="0" w:colLast="0" w:name="_heading=h.zhq7m4dtwadz" w:id="0"/>
+      <w:bookmarkEnd w:id="0"/>
+      <w:r>
+        <w:rPr>
+          <w:sz w:val="26"/>
+          <w:szCs w:val="26"/>
+          <w:rtl w:val="0"/>
+        </w:rPr>
+        <w:t xml:space="preserve">Descripción de la carrera</w:t>
+      </w:r>
+    </w:p>
+    <w:p>
+      <w:pPr>
+        <w:spacing w:after="240" w:before="240" w:lineRule="auto"/>
+        <w:rPr/>
+      </w:pPr>
+      <w:r>
+        <w:rPr>
+          <w:rtl w:val="0"/>
+        </w:rPr>
+        <w:t xml:space="preserve">La carrera está orientada al desarrollo de habilidades en gestión comercial y ventas estratégicas. El estudiante aplicará principios administrativos y liderazgo ético para gestionar ventas de manera efectiva, fortaleciendo las relaciones con los clientes y contribuyendo al crecimiento de los negocios.</w:t>
+      </w:r>
+    </w:p>
+    <w:p>
+      <w:pPr>
+        <w:spacing w:after="240" w:before="240" w:lineRule="auto"/>
+        <w:rPr/>
+      </w:pPr>
+      <w:r>
+        <w:rPr>
+          <w:rtl w:val="0"/>
+        </w:rPr>
+        <w:t xml:space="preserve">Además, aprenderá a analizar datos demográficos, comportamentales y de mercado para la toma de decisiones estratégicas.</w:t>
+      </w:r>
+    </w:p>
+    <w:p>
+      <w:pPr>
         <w:rPr>
           <w:b w:val="1"/>
           <w:bCs w:val="1"/>
@@ -94,18 +139,95 @@
           <w:bCs w:val="1"/>
           <w:rtl w:val="0"/>
         </w:rPr>
-        <w:t xml:space="preserve">DESCRIPCION DE LA CARRERA</w:t>
-      </w:r>
-    </w:p>
-    <w:p>
-      <w:pPr>
-        <w:rPr/>
-      </w:pPr>
-      <w:r>
-        <w:rPr>
-          <w:rtl w:val="0"/>
-        </w:rPr>
-        <w:t xml:space="preserve">En nuestra carrera aplicarás principios administrativos y liderazgo ético para gestionar ventas de manera efectiva, desarrollando relaciones sólidas y estratégicas con los clientes. Analizarás datos demográficos, comportamentales y de mercado para tomar decisiones fundamentadas que potencien el negocio. Además, utilizarás tecnologías y estrategias integrales de gestión de cuentas clave, fortaleciendo la comunicación y el relacionamiento con los clientes.</w:t>
+        <w:t xml:space="preserve">Herramientas y beneficios de la carrera</w:t>
+      </w:r>
+    </w:p>
+    <w:p>
+      <w:pPr>
+        <w:rPr/>
+      </w:pPr>
+      <w:r>
+        <w:rPr>
+          <w:rtl w:val="0"/>
+        </w:rPr>
+        <w:t xml:space="preserve">Durante la carrera, el estudiante podrá:</w:t>
+      </w:r>
+    </w:p>
+    <w:p>
+      <w:pPr>
+        <w:rPr/>
+      </w:pPr>
+      <w:r>
+        <w:rPr>
+          <w:rtl w:val="0"/>
+        </w:rPr>
+        <w:t xml:space="preserve">Desarrollar habilidades de liderazgo y negociación.</w:t>
+      </w:r>
+    </w:p>
+    <w:p>
+      <w:pPr>
+        <w:rPr/>
+      </w:pPr>
+      <w:r>
+        <w:rPr>
+          <w:rtl w:val="0"/>
+        </w:rPr>
+        <w:t xml:space="preserve">Fortalecer la comunicación y el relacionamiento con clientes.</w:t>
+      </w:r>
+    </w:p>
+    <w:p>
+      <w:pPr>
+        <w:rPr/>
+      </w:pPr>
+      <w:r>
+        <w:rPr>
+          <w:rtl w:val="0"/>
+        </w:rPr>
+        <w:t xml:space="preserve">Utilizar tecnologías aplicadas a la gestión comercial.</w:t>
+      </w:r>
+    </w:p>
+    <w:p>
+      <w:pPr>
+        <w:rPr/>
+      </w:pPr>
+      <w:r>
+        <w:rPr>
+          <w:rtl w:val="0"/>
+        </w:rPr>
+        <w:t xml:space="preserve">Implementar estrategias integrales para la administración de cuentas clave.</w:t>
+      </w:r>
+    </w:p>
+    <w:p>
+      <w:pPr>
+        <w:rPr/>
+      </w:pPr>
+      <w:r>
+        <w:rPr>
+          <w:rtl w:val="0"/>
+        </w:rPr>
+        <w:t xml:space="preserve">Analizar información de mercado para potenciar oportunidades de negocio.</w:t>
+      </w:r>
+    </w:p>
+    <w:p>
+      <w:pPr>
+        <w:rPr/>
+      </w:pPr>
+      <w:r>
+        <w:rPr>
+          <w:rtl w:val="0"/>
+        </w:rPr>
+        <w:t xml:space="preserve">Mejorar la toma de decisiones mediante el análisis de datos.</w:t>
+      </w:r>
+    </w:p>
+    <w:p>
+      <w:pPr>
+        <w:rPr/>
+      </w:pPr>
+      <w:r>
+        <w:rPr>
+          <w:rtl w:val="0"/>
+        </w:rPr>
+        <w:t xml:space="preserve">Adquirir conocimientos prácticos orientados al entorno empresarial actual.</w:t>
       </w:r>
     </w:p>
     <w:p>
@@ -474,30 +596,203 @@
     </w:p>
     <w:p>
       <w:pPr>
-        <w:rPr/>
-      </w:pPr>
-      <w:r>
-        <w:rPr>
-          <w:rtl w:val="0"/>
-        </w:rPr>
-      </w:r>
-    </w:p>
-    <w:p>
-      <w:pPr>
-        <w:rPr/>
-      </w:pPr>
-      <w:r>
-        <w:rPr>
-          <w:rtl w:val="0"/>
-        </w:rPr>
-      </w:r>
-    </w:p>
-    <w:p>
-      <w:pPr>
-        <w:rPr/>
-      </w:pPr>
-      <w:bookmarkStart w:colFirst="0" w:colLast="0" w:name="_heading=h.tzpfb2sylvnw" w:id="0"/>
-      <w:bookmarkEnd w:id="0"/>
+        <w:rPr>
+          <w:b w:val="1"/>
+          <w:bCs w:val="1"/>
+        </w:rPr>
+      </w:pPr>
+      <w:bookmarkStart w:colFirst="0" w:colLast="0" w:name="_heading=h.tzpfb2sylvnw" w:id="1"/>
+      <w:bookmarkEnd w:id="1"/>
+      <w:r>
+        <w:rPr>
+          <w:b w:val="1"/>
+          <w:bCs w:val="1"/>
+          <w:rtl w:val="0"/>
+        </w:rPr>
+        <w:t xml:space="preserve">MICROCREDENCIALES</w:t>
+      </w:r>
+    </w:p>
+    <w:p>
+      <w:pPr>
+        <w:spacing w:after="280" w:before="120" w:lineRule="auto"/>
+        <w:ind w:left="0" w:firstLine="0"/>
+        <w:jc w:val="both"/>
+        <w:rPr>
+          <w:rFonts w:ascii="Arial" w:cs="Arial" w:eastAsia="Arial" w:hAnsi="Arial"/>
+          <w:color w:val="231f20"/>
+        </w:rPr>
+      </w:pPr>
+      <w:bookmarkStart w:colFirst="0" w:colLast="0" w:name="_heading=h.i8bxptgwo251" w:id="2"/>
+      <w:bookmarkEnd w:id="2"/>
+      <w:r>
+        <w:rPr>
+          <w:rFonts w:ascii="Arial" w:cs="Arial" w:eastAsia="Arial" w:hAnsi="Arial"/>
+          <w:color w:val="231f20"/>
+          <w:rtl w:val="0"/>
+        </w:rPr>
+        <w:t xml:space="preserve">Obtención de cuatro microcrendenciales al concluir los dos años de la tecnología, entregando certificaciones digitales por 98 horas, en:</w:t>
+      </w:r>
+    </w:p>
+    <w:p>
+      <w:pPr>
+        <w:spacing w:after="280" w:before="120" w:lineRule="auto"/>
+        <w:ind w:left="0" w:firstLine="0"/>
+        <w:jc w:val="both"/>
+        <w:rPr>
+          <w:rFonts w:ascii="Arial" w:cs="Arial" w:eastAsia="Arial" w:hAnsi="Arial"/>
+          <w:color w:val="231f20"/>
+        </w:rPr>
+      </w:pPr>
+      <w:bookmarkStart w:colFirst="0" w:colLast="0" w:name="_heading=h.i8bxptgwo251" w:id="2"/>
+      <w:bookmarkEnd w:id="2"/>
+      <w:r>
+        <w:rPr>
+          <w:rFonts w:ascii="Arial" w:cs="Arial" w:eastAsia="Arial" w:hAnsi="Arial"/>
+          <w:color w:val="231f20"/>
+          <w:rtl w:val="0"/>
+        </w:rPr>
+        <w:t xml:space="preserve">-</w:t>
+      </w:r>
+      <w:r>
+        <w:rPr>
+          <w:rFonts w:ascii="Times New Roman" w:cs="Times New Roman" w:eastAsia="Times New Roman" w:hAnsi="Times New Roman"/>
+          <w:color w:val="231f20"/>
+          <w:sz w:val="14"/>
+          <w:szCs w:val="14"/>
+          <w:rtl w:val="0"/>
+        </w:rPr>
+        <w:t xml:space="preserve">       </w:t>
+      </w:r>
+      <w:r>
+        <w:rPr>
+          <w:rFonts w:ascii="Arial" w:cs="Arial" w:eastAsia="Arial" w:hAnsi="Arial"/>
+          <w:color w:val="231f20"/>
+          <w:rtl w:val="0"/>
+        </w:rPr>
+        <w:t xml:space="preserve">Certificación en liderazgo y estrategias de ventas</w:t>
+      </w:r>
+    </w:p>
+    <w:p>
+      <w:pPr>
+        <w:spacing w:after="280" w:before="120" w:lineRule="auto"/>
+        <w:ind w:left="0" w:firstLine="0"/>
+        <w:jc w:val="both"/>
+        <w:rPr>
+          <w:rFonts w:ascii="Arial" w:cs="Arial" w:eastAsia="Arial" w:hAnsi="Arial"/>
+          <w:color w:val="231f20"/>
+        </w:rPr>
+      </w:pPr>
+      <w:bookmarkStart w:colFirst="0" w:colLast="0" w:name="_heading=h.i8bxptgwo251" w:id="2"/>
+      <w:bookmarkEnd w:id="2"/>
+      <w:r>
+        <w:rPr>
+          <w:rFonts w:ascii="Arial" w:cs="Arial" w:eastAsia="Arial" w:hAnsi="Arial"/>
+          <w:color w:val="231f20"/>
+          <w:rtl w:val="0"/>
+        </w:rPr>
+        <w:t xml:space="preserve">-</w:t>
+      </w:r>
+      <w:r>
+        <w:rPr>
+          <w:rFonts w:ascii="Times New Roman" w:cs="Times New Roman" w:eastAsia="Times New Roman" w:hAnsi="Times New Roman"/>
+          <w:color w:val="231f20"/>
+          <w:sz w:val="14"/>
+          <w:szCs w:val="14"/>
+          <w:rtl w:val="0"/>
+        </w:rPr>
+        <w:t xml:space="preserve">       </w:t>
+      </w:r>
+      <w:r>
+        <w:rPr>
+          <w:rFonts w:ascii="Arial" w:cs="Arial" w:eastAsia="Arial" w:hAnsi="Arial"/>
+          <w:color w:val="231f20"/>
+          <w:rtl w:val="0"/>
+        </w:rPr>
+        <w:t xml:space="preserve">Certificación en estrategias avanzadas en mercadeo y emprendimiento</w:t>
+      </w:r>
+    </w:p>
+    <w:p>
+      <w:pPr>
+        <w:spacing w:after="280" w:before="120" w:lineRule="auto"/>
+        <w:ind w:left="0" w:firstLine="0"/>
+        <w:jc w:val="both"/>
+        <w:rPr>
+          <w:rFonts w:ascii="Arial" w:cs="Arial" w:eastAsia="Arial" w:hAnsi="Arial"/>
+          <w:color w:val="231f20"/>
+        </w:rPr>
+      </w:pPr>
+      <w:bookmarkStart w:colFirst="0" w:colLast="0" w:name="_heading=h.i8bxptgwo251" w:id="2"/>
+      <w:bookmarkEnd w:id="2"/>
+      <w:r>
+        <w:rPr>
+          <w:rFonts w:ascii="Arial" w:cs="Arial" w:eastAsia="Arial" w:hAnsi="Arial"/>
+          <w:color w:val="231f20"/>
+          <w:rtl w:val="0"/>
+        </w:rPr>
+        <w:t xml:space="preserve">-</w:t>
+      </w:r>
+      <w:r>
+        <w:rPr>
+          <w:rFonts w:ascii="Times New Roman" w:cs="Times New Roman" w:eastAsia="Times New Roman" w:hAnsi="Times New Roman"/>
+          <w:color w:val="231f20"/>
+          <w:sz w:val="14"/>
+          <w:szCs w:val="14"/>
+          <w:rtl w:val="0"/>
+        </w:rPr>
+        <w:t xml:space="preserve">       </w:t>
+      </w:r>
+      <w:r>
+        <w:rPr>
+          <w:rFonts w:ascii="Arial" w:cs="Arial" w:eastAsia="Arial" w:hAnsi="Arial"/>
+          <w:color w:val="231f20"/>
+          <w:rtl w:val="0"/>
+        </w:rPr>
+        <w:t xml:space="preserve">Certificación en gestión comercial y financiera estratégica con énfasis en CRM</w:t>
+      </w:r>
+    </w:p>
+    <w:p>
+      <w:pPr>
+        <w:spacing w:after="280" w:before="120" w:lineRule="auto"/>
+        <w:ind w:left="0" w:firstLine="0"/>
+        <w:jc w:val="both"/>
+        <w:rPr>
+          <w:rFonts w:ascii="Arial" w:cs="Arial" w:eastAsia="Arial" w:hAnsi="Arial"/>
+          <w:color w:val="231f20"/>
+        </w:rPr>
+      </w:pPr>
+      <w:bookmarkStart w:colFirst="0" w:colLast="0" w:name="_heading=h.i8bxptgwo251" w:id="2"/>
+      <w:bookmarkEnd w:id="2"/>
+      <w:r>
+        <w:rPr>
+          <w:rFonts w:ascii="Arial" w:cs="Arial" w:eastAsia="Arial" w:hAnsi="Arial"/>
+          <w:rtl w:val="0"/>
+        </w:rPr>
+        <w:t xml:space="preserve">-</w:t>
+      </w:r>
+      <w:r>
+        <w:rPr>
+          <w:rFonts w:ascii="Times New Roman" w:cs="Times New Roman" w:eastAsia="Times New Roman" w:hAnsi="Times New Roman"/>
+          <w:sz w:val="14"/>
+          <w:szCs w:val="14"/>
+          <w:rtl w:val="0"/>
+        </w:rPr>
+        <w:t xml:space="preserve">        </w:t>
+      </w:r>
+      <w:r>
+        <w:rPr>
+          <w:rFonts w:ascii="Arial" w:cs="Arial" w:eastAsia="Arial" w:hAnsi="Arial"/>
+          <w:color w:val="231f20"/>
+          <w:rtl w:val="0"/>
+        </w:rPr>
+        <w:t xml:space="preserve">Certificación en gestión estratégica de cuentas claves y análisis empresarial</w:t>
+      </w:r>
+    </w:p>
+    <w:p>
+      <w:pPr>
+        <w:rPr/>
+      </w:pPr>
+      <w:bookmarkStart w:colFirst="0" w:colLast="0" w:name="_heading=h.i8bxptgwo251" w:id="2"/>
+      <w:bookmarkEnd w:id="2"/>
       <w:r>
         <w:rPr>
           <w:rtl w:val="0"/>
@@ -1011,7 +1306,7 @@
 
 <file path=customXML/item1.xml><?xml version="1.0" encoding="utf-8"?>
 <go:gDocsCustomXmlDataStorage xmlns:go="http://customooxmlschemas.google.com/" xmlns:r="http://schemas.openxmlformats.org/officeDocument/2006/relationships" uri="GoogleDocsCustomDataVersion2">
-  <go:docsCustomData xmlns:go="http://customooxmlschemas.google.com/" roundtripDataSignature="AMtx7mhpjLHfUJYio5zjAkCqGnL4cw5HmA==">CgMxLjAyDmgudHpwZmIyc3lsdm53OAByITF1c2ZzNDdibXU0NS1PelhTZkMxUFc2SEhaaWd3T0l6Nw==</go:docsCustomData>
+  <go:docsCustomData xmlns:go="http://customooxmlschemas.google.com/" roundtripDataSignature="AMtx7mjQPTGSSjcdEwe/zCwD6YeC2c772Q==">CgMxLjAyDmguemhxN200ZHR3YWR6Mg5oLnR6cGZiMnN5bHZudzIOaC5pOGJ4cHRnd28yNTEyDmguaThieHB0Z3dvMjUxMg5oLmk4YnhwdGd3bzI1MTIOaC5pOGJ4cHRnd28yNTEyDmguaThieHB0Z3dvMjUxMg5oLmk4YnhwdGd3bzI1MTgAciExd2w5ci1OdVhmSmphb19VaTdGakxfZ1NxaE9TdmxsWjg=</go:docsCustomData>
 </go:gDocsCustomXmlDataStorage>
 </file>
 
